--- a/简历.docx
+++ b/简历.docx
@@ -308,7 +308,7 @@
           <w:p>
             <w:pPr>
               <w:spacing w:before="40" w:after="40"/>
-              <w:ind w:left="120" w:right="120" w:firstLineChars="200" w:firstLine="420"/>
+              <w:ind w:firstLine="420" w:firstLineChars="200"/>
               <w:rPr>
                 <w:rFonts w:hint="eastAsia"/>
                 <w:lang w:eastAsia="zh-CN"/>
@@ -325,7 +325,7 @@
           <w:p>
             <w:pPr>
               <w:spacing w:before="40" w:after="40"/>
-              <w:ind w:left="120" w:right="120" w:firstLineChars="200" w:firstLine="420"/>
+              <w:ind w:firstLine="420" w:firstLineChars="200"/>
               <w:rPr>
                 <w:rFonts w:hint="eastAsia"/>
                 <w:lang w:eastAsia="zh-CN"/>
@@ -357,7 +357,7 @@
           <w:p>
             <w:pPr>
               <w:spacing w:before="40" w:after="40"/>
-              <w:ind w:left="120" w:right="120" w:firstLineChars="200" w:firstLine="420"/>
+              <w:ind w:firstLine="420" w:firstLineChars="200"/>
               <w:rPr>
                 <w:rFonts w:hint="eastAsia"/>
                 <w:lang w:eastAsia="zh-CN"/>
@@ -412,7 +412,7 @@
           <w:p>
             <w:pPr>
               <w:spacing w:before="40" w:after="40"/>
-              <w:ind w:left="120" w:right="120" w:firstLineChars="200" w:firstLine="420"/>
+              <w:ind w:firstLine="420" w:firstLineChars="200"/>
               <w:rPr>
                 <w:rFonts w:hint="eastAsia"/>
                 <w:lang w:eastAsia="zh-CN"/>
@@ -445,7 +445,7 @@
           <w:p>
             <w:pPr>
               <w:spacing w:before="40" w:after="40"/>
-              <w:ind w:left="120" w:right="120" w:firstLineChars="200" w:firstLine="420"/>
+              <w:ind w:firstLine="420" w:firstLineChars="200"/>
               <w:rPr>
                 <w:rFonts w:hint="eastAsia"/>
                 <w:lang w:eastAsia="zh-CN"/>
@@ -500,7 +500,7 @@
           <w:p>
             <w:pPr>
               <w:spacing w:before="40" w:after="40"/>
-              <w:ind w:left="120" w:right="120" w:firstLineChars="200" w:firstLine="420"/>
+              <w:ind w:firstLine="420" w:firstLineChars="200"/>
               <w:rPr>
                 <w:rFonts w:hint="eastAsia"/>
                 <w:lang w:eastAsia="zh-CN"/>
@@ -517,7 +517,7 @@
           <w:p>
             <w:pPr>
               <w:spacing w:before="40" w:after="40"/>
-              <w:ind w:left="120" w:right="120" w:firstLineChars="200" w:firstLine="420"/>
+              <w:ind w:firstLine="420" w:firstLineChars="200"/>
               <w:rPr>
                 <w:rFonts w:hint="eastAsia"/>
                 <w:lang w:eastAsia="zh-CN"/>
@@ -534,7 +534,7 @@
           <w:p>
             <w:pPr>
               <w:spacing w:before="40" w:after="40"/>
-              <w:ind w:left="120" w:right="120" w:firstLineChars="200" w:firstLine="420"/>
+              <w:ind w:firstLine="420" w:firstLineChars="200"/>
               <w:rPr>
                 <w:rFonts w:hint="eastAsia"/>
                 <w:lang w:eastAsia="zh-CN"/>
@@ -621,7 +621,7 @@
           <w:p>
             <w:pPr>
               <w:spacing w:before="40" w:after="40"/>
-              <w:ind w:left="120" w:right="120" w:firstLineChars="200" w:firstLine="420"/>
+              <w:ind w:firstLine="420" w:firstLineChars="200"/>
               <w:rPr>
                 <w:rFonts w:hint="eastAsia"/>
                 <w:lang w:eastAsia="zh-CN"/>
@@ -638,7 +638,7 @@
           <w:p>
             <w:pPr>
               <w:spacing w:before="40" w:after="40"/>
-              <w:ind w:left="120" w:right="120" w:firstLineChars="200" w:firstLine="420"/>
+              <w:ind w:firstLine="420" w:firstLineChars="200"/>
               <w:rPr>
                 <w:rFonts w:hint="eastAsia"/>
                 <w:lang w:eastAsia="zh-CN"/>
@@ -684,12 +684,16 @@
           <w:tcPr>
             <w:tcW w:w="8447" w:type="dxa"/>
             <w:gridSpan w:val="3"/>
+            <w:tcMar>
+              <w:left w:w="0" w:type="dxa"/>
+              <w:right w:w="0" w:type="dxa"/>
+            </w:tcMar>
             <w:vAlign w:val="center"/>
           </w:tcPr>
           <w:p>
             <w:pPr>
               <w:spacing w:before="40" w:after="40"/>
-              <w:ind w:firstLineChars="200" w:firstLine="420"/>
+              <w:ind w:firstLine="420" w:firstLineChars="200"/>
               <w:rPr>
                 <w:rFonts w:hint="eastAsia"/>
                 <w:lang w:eastAsia="zh-CN"/>
@@ -735,12 +739,16 @@
           <w:tcPr>
             <w:tcW w:w="8447" w:type="dxa"/>
             <w:gridSpan w:val="3"/>
+            <w:tcMar>
+              <w:left w:w="0" w:type="dxa"/>
+              <w:right w:w="0" w:type="dxa"/>
+            </w:tcMar>
             <w:vAlign w:val="center"/>
           </w:tcPr>
           <w:p>
             <w:pPr>
               <w:spacing w:before="40" w:after="40"/>
-              <w:ind w:firstLineChars="200" w:firstLine="420"/>
+              <w:ind w:firstLine="420" w:firstLineChars="200"/>
               <w:rPr>
                 <w:rFonts w:hint="eastAsia"/>
                 <w:lang w:eastAsia="zh-CN"/>
@@ -790,11 +798,16 @@
           <w:tcPr>
             <w:tcW w:w="10318" w:type="dxa"/>
             <w:gridSpan w:val="4"/>
+            <w:tcMar>
+              <w:left w:w="0" w:type="dxa"/>
+              <w:right w:w="0" w:type="dxa"/>
+            </w:tcMar>
             <w:vAlign w:val="center"/>
           </w:tcPr>
           <w:p>
             <w:pPr>
               <w:spacing w:before="40" w:after="40"/>
+              <w:ind w:firstLine="420" w:firstLineChars="200"/>
               <w:rPr>
                 <w:rFonts w:hint="eastAsia"/>
                 <w:lang w:eastAsia="zh-CN"/>
